--- a/documents/crlm/CRLM_2_Cancer_Roadmap_Questions.docx
+++ b/documents/crlm/CRLM_2_Cancer_Roadmap_Questions.docx
@@ -1650,7 +1650,7 @@
                 <w:i w:val="0"/>
                 <w:sz w:val="19"/>
               </w:rPr>
-              <w:t>Keep a post-clearance follow-up loop (CEA and imaging every 3–6 months, then by risk; ablation sites re-read at 4–8 weeks; colonoscopy within two- and five-year frameworks) and agree the transplant…</w:t>
+              <w:t>Keep a post-clearance follow-up loop over a two-year and five-year framework (CEA and imaging at 3–6 months, then by risk; ablation margins re-read at 4–8 weeks; colonoscopic follow-up) and agree…</w:t>
             </w:r>
           </w:p>
         </w:tc>
@@ -4038,7 +4038,7 @@
                 <w:i w:val="0"/>
                 <w:sz w:val="19"/>
               </w:rPr>
-              <w:t>Each enrolled 49 patients with 47% conversion. Roadmap critique: single-arm and centre-concentrated, resectability judged by the operating surgeons, WHO-type response scoring, median disease-free survival after R0 only 7.6 months; neither is a randomised conversion comparison.</w:t>
+              <w:t>Kemeny phase I: 49 patients, 47% conversion, 92% response; D'Angelica phase II (PMID 24646562): 49 patients, 47% conversion, 76% response. Roadmap critique: single-arm and centre-concentrated, neither a randomised conversion comparison; in the phase I series resectability was judged by the operating surgeons, response was WHO-type scored and median disease-free survival after R0 was only 7.6 months.</w:t>
             </w:r>
           </w:p>
         </w:tc>
@@ -7976,7 +7976,7 @@
           <w:b w:val="0"/>
           <w:i w:val="0"/>
         </w:rPr>
-        <w:t>ESMO supports cytoreduction for peritoneal-only disease while ASCO's recommendation excludes extraperitoneal metastases, leaving combined liver and peritoneal disease without guideline support.</w:t>
+        <w:t>ESMO and ASCO agree: both confine cytoreduction to peritoneal-only disease (ESMO [II, A]; ASCO requires no extraperitoneal metastases), so combined liver and peritoneal disease has no guideline support and is a systemic-therapy-first, case-by-case decision; IHPBA ends transplant intent with any extrahepatic disease.</w:t>
       </w:r>
     </w:p>
     <w:p>
@@ -10230,7 +10230,7 @@
                 <w:i w:val="0"/>
                 <w:sz w:val="19"/>
               </w:rPr>
-              <w:t>Second-line Y90 met both progression-free endpoints but survival was 14.0 versus 14.4 months, grade 3+ events 68.4% versus 49.3% with three possibly related deaths; manufacturer-sponsored, with a non-contemporary control arm.</w:t>
+              <w:t>Second-line Y90 met both progression-free endpoints but survival was 14.0 versus 14.4 months, grade 3+ events 68.4% versus 49.3% with three possibly related deaths; manufacturer-sponsored, with a control arm that was not contemporary standard of care for RAS and BRAF wild-type disease.</w:t>
             </w:r>
           </w:p>
         </w:tc>
@@ -12249,7 +12249,7 @@
           <w:b w:val="0"/>
           <w:i w:val="0"/>
         </w:rPr>
-        <w:t>Keep a post-clearance follow-up loop (CEA and imaging every 3–6 months, then by risk; ablation sites re-read at 4–8 weeks; colonoscopy within two- and five-year frameworks) and agree the transplant surveillance and recurrence plan at selection, tracking recurrence site and management. The roadmap names no owners.</w:t>
+        <w:t>Keep a post-clearance follow-up loop over a two-year and five-year framework (CEA and imaging at 3–6 months, then by risk; ablation margins re-read at 4–8 weeks; colonoscopic follow-up) and agree the transplant surveillance and recurrence plan at selection, tracking recurrence site and management. The roadmap names no owners.</w:t>
       </w:r>
     </w:p>
     <w:p>
